--- a/hin/docx/10.content.docx
+++ b/hin/docx/10.content.docx
@@ -19,7 +19,7 @@
         <w:rPr>
           <w:lang w:val="hi_IN" w:bidi="hi_IN"/>
         </w:rPr>
-        <w:t>Resource: अध्ययन नोट्स - पुस्तक परिचय (टिंडेल)</w:t>
+        <w:t>Resource: Tyndale Open Study Notes</w:t>
       </w:r>
       <w:r>
         <w:rPr>
@@ -112,7 +112,7 @@
         <w:rPr>
           <w:lang w:val="hi_IN" w:bidi="hi_IN"/>
         </w:rPr>
-        <w:t>अध्ययन नोट्स - पुस्तक परिचय (टिंडेल)</w:t>
+        <w:t>Tyndale Open Study Notes</w:t>
       </w:r>
     </w:p>
     <w:p>

--- a/hin/docx/10.content.docx
+++ b/hin/docx/10.content.docx
@@ -19,7 +19,7 @@
         <w:rPr>
           <w:lang w:val="hi_IN" w:bidi="hi_IN"/>
         </w:rPr>
-        <w:t>Resource: Tyndale Open Study Notes</w:t>
+        <w:t>Resource: Aquifer Open Study Notes (Book Intros)</w:t>
       </w:r>
       <w:r>
         <w:rPr>
@@ -112,7 +112,7 @@
         <w:rPr>
           <w:lang w:val="hi_IN" w:bidi="hi_IN"/>
         </w:rPr>
-        <w:t>Tyndale Open Study Notes</w:t>
+        <w:t>Aquifer Open Study Notes (Book Intros)</w:t>
       </w:r>
     </w:p>
     <w:p>

--- a/hin/docx/10.content.docx
+++ b/hin/docx/10.content.docx
@@ -258,18 +258,12 @@
         </w:rPr>
         <w:t>जब शाऊल अभी भी राज कर रहा था, शमूएल ने दाऊद को इस्राएल के अगले राजा के रूप में अभिषिक्त किया (</w:t>
       </w:r>
-      <w:hyperlink r:id="rId13">
-        <w:r>
-          <w:rPr>
-            <w:lang w:val="hi_IN" w:bidi="hi_IN"/>
-          </w:rPr>
-          <w:rPr>
-            <w:color w:val="0000EE"/>
-            <w:u w:val="single"/>
-          </w:rPr>
-          <w:t>1 शमू 16:1–13</w:t>
-        </w:r>
-      </w:hyperlink>
+      <w:r>
+        <w:rPr>
+          <w:lang w:val="hi_IN" w:bidi="hi_IN"/>
+        </w:rPr>
+        <w:t>1 शमू 16:1–13</w:t>
+      </w:r>
       <w:r>
         <w:rPr>
           <w:lang w:val="hi_IN" w:bidi="hi_IN"/>
@@ -304,54 +298,36 @@
         </w:rPr>
         <w:t xml:space="preserve">बाहरी तौर पर, दाऊद के शासनकाल के दौरान अपने पड़ोसियों के संबंध में इस्राएल की स्तिथि में काफी सुधार आया था। विशेष रूप से, पलिश्तियों का निरंतर बना खतरा, जो न्यायियों की पुस्तक और शाऊल के पूरे शासनकाल में स्पष्ट रूप से दिखाई देता है, दाऊद के कुशल नेतृत्व के फलस्वरूप काफी हद तक </w:t>
       </w:r>
-      <w:hyperlink r:id="rId14">
-        <w:r>
-          <w:rPr>
-            <w:lang w:val="hi_IN" w:bidi="hi_IN"/>
-          </w:rPr>
-          <w:rPr>
-            <w:color w:val="0000EE"/>
-            <w:u w:val="single"/>
-          </w:rPr>
-          <w:t>खत्म</w:t>
-        </w:r>
-      </w:hyperlink>
+      <w:r>
+        <w:rPr>
+          <w:lang w:val="hi_IN" w:bidi="hi_IN"/>
+        </w:rPr>
+        <w:t>खत्म</w:t>
+      </w:r>
       <w:r>
         <w:rPr>
           <w:lang w:val="hi_IN" w:bidi="hi_IN"/>
         </w:rPr>
         <w:t xml:space="preserve"> हो गया था (उधाहरण के लिए 2 शमू 5:17–25; </w:t>
       </w:r>
-      <w:hyperlink r:id="rId15">
-        <w:r>
-          <w:rPr>
-            <w:lang w:val="hi_IN" w:bidi="hi_IN"/>
-          </w:rPr>
-          <w:rPr>
-            <w:color w:val="0000EE"/>
-            <w:u w:val="single"/>
-          </w:rPr>
-          <w:t>21:15–22</w:t>
-        </w:r>
-      </w:hyperlink>
+      <w:r>
+        <w:rPr>
+          <w:lang w:val="hi_IN" w:bidi="hi_IN"/>
+        </w:rPr>
+        <w:t>21:15–22</w:t>
+      </w:r>
       <w:r>
         <w:rPr>
           <w:lang w:val="hi_IN" w:bidi="hi_IN"/>
         </w:rPr>
         <w:t xml:space="preserve">; </w:t>
       </w:r>
-      <w:hyperlink r:id="rId16">
-        <w:r>
-          <w:rPr>
-            <w:lang w:val="hi_IN" w:bidi="hi_IN"/>
-          </w:rPr>
-          <w:rPr>
-            <w:color w:val="0000EE"/>
-            <w:u w:val="single"/>
-          </w:rPr>
-          <w:t>23:9–17</w:t>
-        </w:r>
-      </w:hyperlink>
+      <w:r>
+        <w:rPr>
+          <w:lang w:val="hi_IN" w:bidi="hi_IN"/>
+        </w:rPr>
+        <w:t>23:9–17</w:t>
+      </w:r>
       <w:r>
         <w:rPr>
           <w:lang w:val="hi_IN" w:bidi="hi_IN"/>
@@ -383,54 +359,36 @@
         </w:rPr>
         <w:t>शाऊल और योनातान की मृत्यु के बाद (</w:t>
       </w:r>
-      <w:hyperlink r:id="rId17">
-        <w:r>
-          <w:rPr>
-            <w:lang w:val="hi_IN" w:bidi="hi_IN"/>
-          </w:rPr>
-          <w:rPr>
-            <w:color w:val="0000EE"/>
-            <w:u w:val="single"/>
-          </w:rPr>
-          <w:t>1:1–27</w:t>
-        </w:r>
-      </w:hyperlink>
+      <w:r>
+        <w:rPr>
+          <w:lang w:val="hi_IN" w:bidi="hi_IN"/>
+        </w:rPr>
+        <w:t>1:1–27</w:t>
+      </w:r>
       <w:r>
         <w:rPr>
           <w:lang w:val="hi_IN" w:bidi="hi_IN"/>
         </w:rPr>
         <w:t>) 7½ वर्षों के लिए दाऊद ने केवल यहूदा के राजा के रूप में शासन किया। उस दौरान दो वर्षों तक, शाऊल का एकमात्र जीवित पुत्र ईशबोशेत, उत्तरी गोत्रों का राजा था, और इस कारण से एक घातक गृहयुद्ध हुआ। दाऊद धीरे-धीरे शक्तिशाली होता गया जबकि ईशबोशेत कमजोर होता गया। अंत में, दाऊद की इच्छा के विरुद्ध ईशबोशेत और उसके प्रधान सेनापति अब्नेर की हत्या कर दी गई (</w:t>
       </w:r>
-      <w:hyperlink r:id="rId18">
-        <w:r>
-          <w:rPr>
-            <w:lang w:val="hi_IN" w:bidi="hi_IN"/>
-          </w:rPr>
-          <w:rPr>
-            <w:color w:val="0000EE"/>
-            <w:u w:val="single"/>
-          </w:rPr>
-          <w:t>3:22–4:12</w:t>
-        </w:r>
-      </w:hyperlink>
+      <w:r>
+        <w:rPr>
+          <w:lang w:val="hi_IN" w:bidi="hi_IN"/>
+        </w:rPr>
+        <w:t>3:22–4:12</w:t>
+      </w:r>
       <w:r>
         <w:rPr>
           <w:lang w:val="hi_IN" w:bidi="hi_IN"/>
         </w:rPr>
         <w:t>)। ईशबोशेत की मृत्यु के बाद, उत्तरी गोत्रों के प्रधानों ने दाऊद के प्रति अपनी निष्ठा का वचन दिया। दाऊद ने तुरंत अपनी राजधानी को हेब्रोन से हटाकर अधिक केंद्र में स्थित यरूशलेम में स्थानांतरित कर दिया, और वहां के यबूसी निवासी को बाहर निकाल दिया (</w:t>
       </w:r>
-      <w:hyperlink r:id="rId19">
-        <w:r>
-          <w:rPr>
-            <w:lang w:val="hi_IN" w:bidi="hi_IN"/>
-          </w:rPr>
-          <w:rPr>
-            <w:color w:val="0000EE"/>
-            <w:u w:val="single"/>
-          </w:rPr>
-          <w:t>5:6–16</w:t>
-        </w:r>
-      </w:hyperlink>
+      <w:r>
+        <w:rPr>
+          <w:lang w:val="hi_IN" w:bidi="hi_IN"/>
+        </w:rPr>
+        <w:t>5:6–16</w:t>
+      </w:r>
       <w:r>
         <w:rPr>
           <w:lang w:val="hi_IN" w:bidi="hi_IN"/>
@@ -451,90 +409,60 @@
         </w:rPr>
         <w:t>यरूशलेम दाऊद की राजनीतिक राजधानी से बढ़कर था। वाचा के सन्दूक को यरूशलेम लाकर दाऊद ने उसे इस्राएल की आत्मिक राजधानी भी बना दिया (</w:t>
       </w:r>
-      <w:hyperlink r:id="rId20">
-        <w:r>
-          <w:rPr>
-            <w:lang w:val="hi_IN" w:bidi="hi_IN"/>
-          </w:rPr>
-          <w:rPr>
-            <w:color w:val="0000EE"/>
-            <w:u w:val="single"/>
-          </w:rPr>
-          <w:t>6:1–15</w:t>
-        </w:r>
-      </w:hyperlink>
+      <w:r>
+        <w:rPr>
+          <w:lang w:val="hi_IN" w:bidi="hi_IN"/>
+        </w:rPr>
+        <w:t>6:1–15</w:t>
+      </w:r>
       <w:r>
         <w:rPr>
           <w:lang w:val="hi_IN" w:bidi="hi_IN"/>
         </w:rPr>
         <w:t>)। इसके कुछ समय बाद, परमेश्वर ने दाऊद और उसके वंश के साथ सनातन वाचा बांधी (</w:t>
       </w:r>
-      <w:hyperlink r:id="rId21">
-        <w:r>
-          <w:rPr>
-            <w:lang w:val="hi_IN" w:bidi="hi_IN"/>
-          </w:rPr>
-          <w:rPr>
-            <w:color w:val="0000EE"/>
-            <w:u w:val="single"/>
-          </w:rPr>
-          <w:t>7:1–29</w:t>
-        </w:r>
-      </w:hyperlink>
+      <w:r>
+        <w:rPr>
+          <w:lang w:val="hi_IN" w:bidi="hi_IN"/>
+        </w:rPr>
+        <w:t>7:1–29</w:t>
+      </w:r>
       <w:r>
         <w:rPr>
           <w:lang w:val="hi_IN" w:bidi="hi_IN"/>
         </w:rPr>
         <w:t>)। इन प्रारंभिक वर्षों में, दाऊद ने हर क्षेत्र में सफलता प्राप्त की (</w:t>
       </w:r>
-      <w:hyperlink r:id="rId22">
-        <w:r>
-          <w:rPr>
-            <w:lang w:val="hi_IN" w:bidi="hi_IN"/>
-          </w:rPr>
-          <w:rPr>
-            <w:color w:val="0000EE"/>
-            <w:u w:val="single"/>
-          </w:rPr>
-          <w:t>8:1–18</w:t>
-        </w:r>
-      </w:hyperlink>
+      <w:r>
+        <w:rPr>
+          <w:lang w:val="hi_IN" w:bidi="hi_IN"/>
+        </w:rPr>
+        <w:t>8:1–18</w:t>
+      </w:r>
       <w:r>
         <w:rPr>
           <w:lang w:val="hi_IN" w:bidi="hi_IN"/>
         </w:rPr>
         <w:t xml:space="preserve">; </w:t>
       </w:r>
-      <w:hyperlink r:id="rId23">
-        <w:r>
-          <w:rPr>
-            <w:lang w:val="hi_IN" w:bidi="hi_IN"/>
-          </w:rPr>
-          <w:rPr>
-            <w:color w:val="0000EE"/>
-            <w:u w:val="single"/>
-          </w:rPr>
-          <w:t>10:1–19</w:t>
-        </w:r>
-      </w:hyperlink>
+      <w:r>
+        <w:rPr>
+          <w:lang w:val="hi_IN" w:bidi="hi_IN"/>
+        </w:rPr>
+        <w:t>10:1–19</w:t>
+      </w:r>
       <w:r>
         <w:rPr>
           <w:lang w:val="hi_IN" w:bidi="hi_IN"/>
         </w:rPr>
         <w:t>) और शाऊल और योनातान के वंश के साथ दयालु व्यवहार करने की अपनी शपथ पूरी की (</w:t>
       </w:r>
-      <w:hyperlink r:id="rId24">
-        <w:r>
-          <w:rPr>
-            <w:lang w:val="hi_IN" w:bidi="hi_IN"/>
-          </w:rPr>
-          <w:rPr>
-            <w:color w:val="0000EE"/>
-            <w:u w:val="single"/>
-          </w:rPr>
-          <w:t>9:1–13</w:t>
-        </w:r>
-      </w:hyperlink>
+      <w:r>
+        <w:rPr>
+          <w:lang w:val="hi_IN" w:bidi="hi_IN"/>
+        </w:rPr>
+        <w:t>9:1–13</w:t>
+      </w:r>
       <w:r>
         <w:rPr>
           <w:lang w:val="hi_IN" w:bidi="hi_IN"/>
@@ -555,90 +483,60 @@
         </w:rPr>
         <w:t>फिर दाऊद ने अपने जीवन की सबसे बड़ी गलती की: वह बतशेबा को, जो दूसरे व्यक्ति की पत्नी थी, यौन संबंध के लिए अपने घर ले आया (</w:t>
       </w:r>
-      <w:hyperlink r:id="rId25">
-        <w:r>
-          <w:rPr>
-            <w:lang w:val="hi_IN" w:bidi="hi_IN"/>
-          </w:rPr>
-          <w:rPr>
-            <w:color w:val="0000EE"/>
-            <w:u w:val="single"/>
-          </w:rPr>
-          <w:t>11:1–5</w:t>
-        </w:r>
-      </w:hyperlink>
+      <w:r>
+        <w:rPr>
+          <w:lang w:val="hi_IN" w:bidi="hi_IN"/>
+        </w:rPr>
+        <w:t>11:1–5</w:t>
+      </w:r>
       <w:r>
         <w:rPr>
           <w:lang w:val="hi_IN" w:bidi="hi_IN"/>
         </w:rPr>
         <w:t>)। वह गर्भवती हो गई, और दाऊद ने उसके पति की हत्या की योजना बनाई (</w:t>
       </w:r>
-      <w:hyperlink r:id="rId26">
-        <w:r>
-          <w:rPr>
-            <w:lang w:val="hi_IN" w:bidi="hi_IN"/>
-          </w:rPr>
-          <w:rPr>
-            <w:color w:val="0000EE"/>
-            <w:u w:val="single"/>
-          </w:rPr>
-          <w:t>11:6–27</w:t>
-        </w:r>
-      </w:hyperlink>
+      <w:r>
+        <w:rPr>
+          <w:lang w:val="hi_IN" w:bidi="hi_IN"/>
+        </w:rPr>
+        <w:t>11:6–27</w:t>
+      </w:r>
       <w:r>
         <w:rPr>
           <w:lang w:val="hi_IN" w:bidi="hi_IN"/>
         </w:rPr>
         <w:t>)। परमेश्वर दाऊद के कर्मों से क्रोधित हुए और उसकी ताड़ना की (</w:t>
       </w:r>
-      <w:hyperlink r:id="rId27">
-        <w:r>
-          <w:rPr>
-            <w:lang w:val="hi_IN" w:bidi="hi_IN"/>
-          </w:rPr>
-          <w:rPr>
-            <w:color w:val="0000EE"/>
-            <w:u w:val="single"/>
-          </w:rPr>
-          <w:t>12:1–12</w:t>
-        </w:r>
-      </w:hyperlink>
+      <w:r>
+        <w:rPr>
+          <w:lang w:val="hi_IN" w:bidi="hi_IN"/>
+        </w:rPr>
+        <w:t>12:1–12</w:t>
+      </w:r>
       <w:r>
         <w:rPr>
           <w:lang w:val="hi_IN" w:bidi="hi_IN"/>
         </w:rPr>
         <w:t>)। हालाँकि दाऊद ने मन फिराया और परमेश्वर की क्षमा का अनुभव किया, लेकिन इस अनैतिक संबंध से गर्भित बच्चे की मृत्यु हो गई (</w:t>
       </w:r>
-      <w:hyperlink r:id="rId28">
-        <w:r>
-          <w:rPr>
-            <w:lang w:val="hi_IN" w:bidi="hi_IN"/>
-          </w:rPr>
-          <w:rPr>
-            <w:color w:val="0000EE"/>
-            <w:u w:val="single"/>
-          </w:rPr>
-          <w:t>12:13–23</w:t>
-        </w:r>
-      </w:hyperlink>
+      <w:r>
+        <w:rPr>
+          <w:lang w:val="hi_IN" w:bidi="hi_IN"/>
+        </w:rPr>
+        <w:t>12:13–23</w:t>
+      </w:r>
       <w:r>
         <w:rPr>
           <w:lang w:val="hi_IN" w:bidi="hi_IN"/>
         </w:rPr>
         <w:t>)। फिर भी दाऊद परमेश्वर का चुना हुआ राजा बना रहा (</w:t>
       </w:r>
-      <w:hyperlink r:id="rId29">
-        <w:r>
-          <w:rPr>
-            <w:lang w:val="hi_IN" w:bidi="hi_IN"/>
-          </w:rPr>
-          <w:rPr>
-            <w:color w:val="0000EE"/>
-            <w:u w:val="single"/>
-          </w:rPr>
-          <w:t>12:24–31</w:t>
-        </w:r>
-      </w:hyperlink>
+      <w:r>
+        <w:rPr>
+          <w:lang w:val="hi_IN" w:bidi="hi_IN"/>
+        </w:rPr>
+        <w:t>12:24–31</w:t>
+      </w:r>
       <w:r>
         <w:rPr>
           <w:lang w:val="hi_IN" w:bidi="hi_IN"/>
@@ -659,54 +557,36 @@
         </w:rPr>
         <w:t>इसके बाद से, दाऊद के लिए समस्याएँ बढ़ती गई। अम्नोन ने अपनी सौतेली बहन तामार का बलात्कार किया, और उसके भाई अबशालोम ने इस कृत्य का बदला लिया (</w:t>
       </w:r>
-      <w:hyperlink r:id="rId30">
-        <w:r>
-          <w:rPr>
-            <w:lang w:val="hi_IN" w:bidi="hi_IN"/>
-          </w:rPr>
-          <w:rPr>
-            <w:color w:val="0000EE"/>
-            <w:u w:val="single"/>
-          </w:rPr>
-          <w:t>13:1–39</w:t>
-        </w:r>
-      </w:hyperlink>
+      <w:r>
+        <w:rPr>
+          <w:lang w:val="hi_IN" w:bidi="hi_IN"/>
+        </w:rPr>
+        <w:t>13:1–39</w:t>
+      </w:r>
       <w:r>
         <w:rPr>
           <w:lang w:val="hi_IN" w:bidi="hi_IN"/>
         </w:rPr>
         <w:t>)। बाद में, अबशालोम ने दाऊद को पराजित करने और उसकी जगह लेने की कोशिश की, लेकिन वह तख्तापलट में मारा गया (</w:t>
       </w:r>
-      <w:hyperlink r:id="rId31">
-        <w:r>
-          <w:rPr>
-            <w:lang w:val="hi_IN" w:bidi="hi_IN"/>
-          </w:rPr>
-          <w:rPr>
-            <w:color w:val="0000EE"/>
-            <w:u w:val="single"/>
-          </w:rPr>
-          <w:t>14:1–19:43</w:t>
-        </w:r>
-      </w:hyperlink>
+      <w:r>
+        <w:rPr>
+          <w:lang w:val="hi_IN" w:bidi="hi_IN"/>
+        </w:rPr>
+        <w:t>14:1–19:43</w:t>
+      </w:r>
       <w:r>
         <w:rPr>
           <w:lang w:val="hi_IN" w:bidi="hi_IN"/>
         </w:rPr>
         <w:t>)। शेबा, एक बिन्यामीनी, ने भी दाऊद के खिलाफ एक विद्रोह का नेतृत्व किया लेकिन उसे पराजित कर दिया गया और मार दिया गया (</w:t>
       </w:r>
-      <w:hyperlink r:id="rId32">
-        <w:r>
-          <w:rPr>
-            <w:lang w:val="hi_IN" w:bidi="hi_IN"/>
-          </w:rPr>
-          <w:rPr>
-            <w:color w:val="0000EE"/>
-            <w:u w:val="single"/>
-          </w:rPr>
-          <w:t>20:1–26</w:t>
-        </w:r>
-      </w:hyperlink>
+      <w:r>
+        <w:rPr>
+          <w:lang w:val="hi_IN" w:bidi="hi_IN"/>
+        </w:rPr>
+        <w:t>20:1–26</w:t>
+      </w:r>
       <w:r>
         <w:rPr>
           <w:lang w:val="hi_IN" w:bidi="hi_IN"/>
@@ -727,90 +607,60 @@
         </w:rPr>
         <w:t>राजा के रूप में, दाऊद ने राष्ट्र के विरुद्ध परमेश्वर के कोप को शांत करने के लिए दो बार कार्य किया (</w:t>
       </w:r>
-      <w:hyperlink r:id="rId33">
-        <w:r>
-          <w:rPr>
-            <w:lang w:val="hi_IN" w:bidi="hi_IN"/>
-          </w:rPr>
-          <w:rPr>
-            <w:color w:val="0000EE"/>
-            <w:u w:val="single"/>
-          </w:rPr>
-          <w:t>21:1–22</w:t>
-        </w:r>
-      </w:hyperlink>
+      <w:r>
+        <w:rPr>
+          <w:lang w:val="hi_IN" w:bidi="hi_IN"/>
+        </w:rPr>
+        <w:t>21:1–22</w:t>
+      </w:r>
       <w:r>
         <w:rPr>
           <w:lang w:val="hi_IN" w:bidi="hi_IN"/>
         </w:rPr>
         <w:t xml:space="preserve">; </w:t>
       </w:r>
-      <w:hyperlink r:id="rId34">
-        <w:r>
-          <w:rPr>
-            <w:lang w:val="hi_IN" w:bidi="hi_IN"/>
-          </w:rPr>
-          <w:rPr>
-            <w:color w:val="0000EE"/>
-            <w:u w:val="single"/>
-          </w:rPr>
-          <w:t>24:1–25</w:t>
-        </w:r>
-      </w:hyperlink>
+      <w:r>
+        <w:rPr>
+          <w:lang w:val="hi_IN" w:bidi="hi_IN"/>
+        </w:rPr>
+        <w:t>24:1–25</w:t>
+      </w:r>
       <w:r>
         <w:rPr>
           <w:lang w:val="hi_IN" w:bidi="hi_IN"/>
         </w:rPr>
         <w:t>)। दूसरे उदाहरण में, दाऊद ने यरूशलेम में एक वेदी बनाई (</w:t>
       </w:r>
-      <w:hyperlink r:id="rId35">
-        <w:r>
-          <w:rPr>
-            <w:lang w:val="hi_IN" w:bidi="hi_IN"/>
-          </w:rPr>
-          <w:rPr>
-            <w:color w:val="0000EE"/>
-            <w:u w:val="single"/>
-          </w:rPr>
-          <w:t>24:18–25</w:t>
-        </w:r>
-      </w:hyperlink>
+      <w:r>
+        <w:rPr>
+          <w:lang w:val="hi_IN" w:bidi="hi_IN"/>
+        </w:rPr>
+        <w:t>24:18–25</w:t>
+      </w:r>
       <w:r>
         <w:rPr>
           <w:lang w:val="hi_IN" w:bidi="hi_IN"/>
         </w:rPr>
         <w:t>) जो मन्दिर का स्थल बन गई (</w:t>
       </w:r>
-      <w:hyperlink r:id="rId36">
-        <w:r>
-          <w:rPr>
-            <w:lang w:val="hi_IN" w:bidi="hi_IN"/>
-          </w:rPr>
-          <w:rPr>
-            <w:color w:val="0000EE"/>
-            <w:u w:val="single"/>
-          </w:rPr>
-          <w:t>1 इति 21:18–22:1</w:t>
-        </w:r>
-      </w:hyperlink>
+      <w:r>
+        <w:rPr>
+          <w:lang w:val="hi_IN" w:bidi="hi_IN"/>
+        </w:rPr>
+        <w:t>1 इति 21:18–22:1</w:t>
+      </w:r>
       <w:r>
         <w:rPr>
           <w:lang w:val="hi_IN" w:bidi="hi_IN"/>
         </w:rPr>
         <w:t xml:space="preserve"> देखें)। इन दोनों घटनाओं के बीच ऐसे अनुच्छेद हैं जो दाऊद के माध्यम से कार्यरत परमेश्वर की शक्ति और दाऊद के विशेष योद्धाओं की निष्ठा और नायकत्व के वर्णन का उत्सव मनाते हैं (</w:t>
       </w:r>
-      <w:hyperlink r:id="rId37">
-        <w:r>
-          <w:rPr>
-            <w:lang w:val="hi_IN" w:bidi="hi_IN"/>
-          </w:rPr>
-          <w:rPr>
-            <w:color w:val="0000EE"/>
-            <w:u w:val="single"/>
-          </w:rPr>
-          <w:t>22:1–23:39</w:t>
-        </w:r>
-      </w:hyperlink>
+      <w:r>
+        <w:rPr>
+          <w:lang w:val="hi_IN" w:bidi="hi_IN"/>
+        </w:rPr>
+        <w:t>22:1–23:39</w:t>
+      </w:r>
       <w:r>
         <w:rPr>
           <w:lang w:val="hi_IN" w:bidi="hi_IN"/>
@@ -893,144 +743,96 @@
         </w:rPr>
         <w:t xml:space="preserve">हिंसा। बाइबिल की किसी भी अन्य पुस्तक से अधिक, 2 शमूएल में हत्याओं और निष्पादनों के बारे में बताया गया है, विशेष रूप से इनमें दाऊद के राजनीतिक प्रतिद्वंदी और उनके समर्थक शामिल थे (शाऊल और योनातान, </w:t>
       </w:r>
-      <w:hyperlink r:id="rId38">
-        <w:r>
-          <w:rPr>
-            <w:lang w:val="hi_IN" w:bidi="hi_IN"/>
-          </w:rPr>
-          <w:rPr>
-            <w:color w:val="0000EE"/>
-            <w:u w:val="single"/>
-          </w:rPr>
-          <w:t>1:1–15</w:t>
-        </w:r>
-      </w:hyperlink>
+      <w:r>
+        <w:rPr>
+          <w:lang w:val="hi_IN" w:bidi="hi_IN"/>
+        </w:rPr>
+        <w:t>1:1–15</w:t>
+      </w:r>
       <w:r>
         <w:rPr>
           <w:lang w:val="hi_IN" w:bidi="hi_IN"/>
         </w:rPr>
         <w:t xml:space="preserve"> ; अब्नेर </w:t>
       </w:r>
-      <w:hyperlink r:id="rId39">
-        <w:r>
-          <w:rPr>
-            <w:lang w:val="hi_IN" w:bidi="hi_IN"/>
-          </w:rPr>
-          <w:rPr>
-            <w:color w:val="0000EE"/>
-            <w:u w:val="single"/>
-          </w:rPr>
-          <w:t>3:30</w:t>
-        </w:r>
-      </w:hyperlink>
+      <w:r>
+        <w:rPr>
+          <w:lang w:val="hi_IN" w:bidi="hi_IN"/>
+        </w:rPr>
+        <w:t>3:30</w:t>
+      </w:r>
       <w:r>
         <w:rPr>
           <w:lang w:val="hi_IN" w:bidi="hi_IN"/>
         </w:rPr>
         <w:t xml:space="preserve">; ईशबोशेत, </w:t>
       </w:r>
-      <w:hyperlink r:id="rId40">
-        <w:r>
-          <w:rPr>
-            <w:lang w:val="hi_IN" w:bidi="hi_IN"/>
-          </w:rPr>
-          <w:rPr>
-            <w:color w:val="0000EE"/>
-            <w:u w:val="single"/>
-          </w:rPr>
-          <w:t>4:6–8</w:t>
-        </w:r>
-      </w:hyperlink>
+      <w:r>
+        <w:rPr>
+          <w:lang w:val="hi_IN" w:bidi="hi_IN"/>
+        </w:rPr>
+        <w:t>4:6–8</w:t>
+      </w:r>
       <w:r>
         <w:rPr>
           <w:lang w:val="hi_IN" w:bidi="hi_IN"/>
         </w:rPr>
         <w:t xml:space="preserve">; अबशालोम </w:t>
       </w:r>
-      <w:hyperlink r:id="rId41">
-        <w:r>
-          <w:rPr>
-            <w:lang w:val="hi_IN" w:bidi="hi_IN"/>
-          </w:rPr>
-          <w:rPr>
-            <w:color w:val="0000EE"/>
-            <w:u w:val="single"/>
-          </w:rPr>
-          <w:t>18:14–15</w:t>
-        </w:r>
-      </w:hyperlink>
+      <w:r>
+        <w:rPr>
+          <w:lang w:val="hi_IN" w:bidi="hi_IN"/>
+        </w:rPr>
+        <w:t>18:14–15</w:t>
+      </w:r>
       <w:r>
         <w:rPr>
           <w:lang w:val="hi_IN" w:bidi="hi_IN"/>
         </w:rPr>
         <w:t xml:space="preserve">; शाऊल के अन्य पुरूष वंशज, </w:t>
       </w:r>
-      <w:hyperlink r:id="rId42">
-        <w:r>
-          <w:rPr>
-            <w:lang w:val="hi_IN" w:bidi="hi_IN"/>
-          </w:rPr>
-          <w:rPr>
-            <w:color w:val="0000EE"/>
-            <w:u w:val="single"/>
-          </w:rPr>
-          <w:t>21:8–9</w:t>
-        </w:r>
-      </w:hyperlink>
+      <w:r>
+        <w:rPr>
+          <w:lang w:val="hi_IN" w:bidi="hi_IN"/>
+        </w:rPr>
+        <w:t>21:8–9</w:t>
+      </w:r>
       <w:r>
         <w:rPr>
           <w:lang w:val="hi_IN" w:bidi="hi_IN"/>
         </w:rPr>
         <w:t xml:space="preserve">; अमासा, </w:t>
       </w:r>
-      <w:hyperlink r:id="rId43">
-        <w:r>
-          <w:rPr>
-            <w:lang w:val="hi_IN" w:bidi="hi_IN"/>
-          </w:rPr>
-          <w:rPr>
-            <w:color w:val="0000EE"/>
-            <w:u w:val="single"/>
-          </w:rPr>
-          <w:t>20:10</w:t>
-        </w:r>
-      </w:hyperlink>
+      <w:r>
+        <w:rPr>
+          <w:lang w:val="hi_IN" w:bidi="hi_IN"/>
+        </w:rPr>
+        <w:t>20:10</w:t>
+      </w:r>
       <w:r>
         <w:rPr>
           <w:lang w:val="hi_IN" w:bidi="hi_IN"/>
         </w:rPr>
         <w:t xml:space="preserve">; शेबा, </w:t>
       </w:r>
-      <w:hyperlink r:id="rId44">
-        <w:r>
-          <w:rPr>
-            <w:lang w:val="hi_IN" w:bidi="hi_IN"/>
-          </w:rPr>
-          <w:rPr>
-            <w:color w:val="0000EE"/>
-            <w:u w:val="single"/>
-          </w:rPr>
-          <w:t>20:21–22</w:t>
-        </w:r>
-      </w:hyperlink>
+      <w:r>
+        <w:rPr>
+          <w:lang w:val="hi_IN" w:bidi="hi_IN"/>
+        </w:rPr>
+        <w:t>20:21–22</w:t>
+      </w:r>
       <w:r>
         <w:rPr>
           <w:lang w:val="hi_IN" w:bidi="hi_IN"/>
         </w:rPr>
         <w:t>)। हालांकि, वाचक यह दिखाने में सावधानी बरतता है कि दाऊद इन हत्याओं के लिए जिम्मेदार नहीं था। कुछ लोगों के दावों के विपरीत (</w:t>
       </w:r>
-      <w:hyperlink r:id="rId45">
-        <w:r>
-          <w:rPr>
-            <w:lang w:val="hi_IN" w:bidi="hi_IN"/>
-          </w:rPr>
-          <w:rPr>
-            <w:color w:val="0000EE"/>
-            <w:u w:val="single"/>
-          </w:rPr>
-          <w:t>16:5–8</w:t>
-        </w:r>
-      </w:hyperlink>
+      <w:r>
+        <w:rPr>
+          <w:lang w:val="hi_IN" w:bidi="hi_IN"/>
+        </w:rPr>
+        <w:t>16:5–8</w:t>
+      </w:r>
       <w:r>
         <w:rPr>
           <w:lang w:val="hi_IN" w:bidi="hi_IN"/>
@@ -1051,36 +853,24 @@
         </w:rPr>
         <w:t>दाऊद के सत्ता में आने के दौरान हुई कई हत्याओं में उसकी कोई भागीदारी नहीं थी। वह कोई ऐसा हड़पनेवाला नहीं था जिसने पिछले शाही परिवार को हिंसक रूप से समाप्त कर दिया हो। वास्तव में, उसने शाऊल और योनातान की मृत्यु पर सत्य में विलाप किया और शाऊल और ईशबोशेत को मारने वालों को प्राणदंड देने का आदेश दिया था (</w:t>
       </w:r>
-      <w:hyperlink r:id="rId46">
-        <w:r>
-          <w:rPr>
-            <w:lang w:val="hi_IN" w:bidi="hi_IN"/>
-          </w:rPr>
-          <w:rPr>
-            <w:color w:val="0000EE"/>
-            <w:u w:val="single"/>
-          </w:rPr>
-          <w:t>1:1–16</w:t>
-        </w:r>
-      </w:hyperlink>
+      <w:r>
+        <w:rPr>
+          <w:lang w:val="hi_IN" w:bidi="hi_IN"/>
+        </w:rPr>
+        <w:t>1:1–16</w:t>
+      </w:r>
       <w:r>
         <w:rPr>
           <w:lang w:val="hi_IN" w:bidi="hi_IN"/>
         </w:rPr>
         <w:t xml:space="preserve">; </w:t>
       </w:r>
-      <w:hyperlink r:id="rId47">
-        <w:r>
-          <w:rPr>
-            <w:lang w:val="hi_IN" w:bidi="hi_IN"/>
-          </w:rPr>
-          <w:rPr>
-            <w:color w:val="0000EE"/>
-            <w:u w:val="single"/>
-          </w:rPr>
-          <w:t>4:12</w:t>
-        </w:r>
-      </w:hyperlink>
+      <w:r>
+        <w:rPr>
+          <w:lang w:val="hi_IN" w:bidi="hi_IN"/>
+        </w:rPr>
+        <w:t>4:12</w:t>
+      </w:r>
       <w:r>
         <w:rPr>
           <w:lang w:val="hi_IN" w:bidi="hi_IN"/>
@@ -1112,18 +902,12 @@
         </w:rPr>
         <w:t>2 शमूएल की पुस्तक बताती है कि कैसे परमेश्वर ने दाऊद के राजा के रूप में निजी अभिषेक (</w:t>
       </w:r>
-      <w:hyperlink r:id="rId13">
-        <w:r>
-          <w:rPr>
-            <w:lang w:val="hi_IN" w:bidi="hi_IN"/>
-          </w:rPr>
-          <w:rPr>
-            <w:color w:val="0000EE"/>
-            <w:u w:val="single"/>
-          </w:rPr>
-          <w:t>1 समु 16:1–13</w:t>
-        </w:r>
-      </w:hyperlink>
+      <w:r>
+        <w:rPr>
+          <w:lang w:val="hi_IN" w:bidi="hi_IN"/>
+        </w:rPr>
+        <w:t>1 समु 16:1–13</w:t>
+      </w:r>
       <w:r>
         <w:rPr>
           <w:lang w:val="hi_IN" w:bidi="hi_IN"/>
@@ -1144,180 +928,120 @@
         </w:rPr>
         <w:t>दाऊद के साथ परमेश्वर की वाचा में और अब्राहम के साथ की गई वाचा में महत्वपूर्ण समानताएं है। दोनों में बड़ी प्रसिद्धि के (</w:t>
       </w:r>
-      <w:hyperlink r:id="rId48">
-        <w:r>
-          <w:rPr>
-            <w:lang w:val="hi_IN" w:bidi="hi_IN"/>
-          </w:rPr>
-          <w:rPr>
-            <w:color w:val="0000EE"/>
-            <w:u w:val="single"/>
-          </w:rPr>
-          <w:t>उत 12:2</w:t>
-        </w:r>
-      </w:hyperlink>
+      <w:r>
+        <w:rPr>
+          <w:lang w:val="hi_IN" w:bidi="hi_IN"/>
+        </w:rPr>
+        <w:t>उत 12:2</w:t>
+      </w:r>
       <w:r>
         <w:rPr>
           <w:lang w:val="hi_IN" w:bidi="hi_IN"/>
         </w:rPr>
         <w:t xml:space="preserve">; </w:t>
       </w:r>
-      <w:hyperlink r:id="rId49">
-        <w:r>
-          <w:rPr>
-            <w:lang w:val="hi_IN" w:bidi="hi_IN"/>
-          </w:rPr>
-          <w:rPr>
-            <w:color w:val="0000EE"/>
-            <w:u w:val="single"/>
-          </w:rPr>
-          <w:t>2 शमु 7:9</w:t>
-        </w:r>
-      </w:hyperlink>
+      <w:r>
+        <w:rPr>
+          <w:lang w:val="hi_IN" w:bidi="hi_IN"/>
+        </w:rPr>
+        <w:t>2 शमु 7:9</w:t>
+      </w:r>
       <w:r>
         <w:rPr>
           <w:lang w:val="hi_IN" w:bidi="hi_IN"/>
         </w:rPr>
         <w:t>) और उनके शत्रुओं से राहत के वादे शामिल हैं (</w:t>
       </w:r>
-      <w:hyperlink r:id="rId50">
-        <w:r>
-          <w:rPr>
-            <w:lang w:val="hi_IN" w:bidi="hi_IN"/>
-          </w:rPr>
-          <w:rPr>
-            <w:color w:val="0000EE"/>
-            <w:u w:val="single"/>
-          </w:rPr>
-          <w:t>उत 15:18–21</w:t>
-        </w:r>
-      </w:hyperlink>
+      <w:r>
+        <w:rPr>
+          <w:lang w:val="hi_IN" w:bidi="hi_IN"/>
+        </w:rPr>
+        <w:t>उत 15:18–21</w:t>
+      </w:r>
       <w:r>
         <w:rPr>
           <w:lang w:val="hi_IN" w:bidi="hi_IN"/>
         </w:rPr>
         <w:t xml:space="preserve">; </w:t>
       </w:r>
-      <w:hyperlink r:id="rId51">
-        <w:r>
-          <w:rPr>
-            <w:lang w:val="hi_IN" w:bidi="hi_IN"/>
-          </w:rPr>
-          <w:rPr>
-            <w:color w:val="0000EE"/>
-            <w:u w:val="single"/>
-          </w:rPr>
-          <w:t>2 शमु 7:10</w:t>
-        </w:r>
-      </w:hyperlink>
+      <w:r>
+        <w:rPr>
+          <w:lang w:val="hi_IN" w:bidi="hi_IN"/>
+        </w:rPr>
+        <w:t>2 शमु 7:10</w:t>
+      </w:r>
       <w:r>
         <w:rPr>
           <w:lang w:val="hi_IN" w:bidi="hi_IN"/>
         </w:rPr>
         <w:t xml:space="preserve">)। दोनों सदैव के लिए बाध्य हैं ( उत </w:t>
       </w:r>
-      <w:hyperlink r:id="rId52">
-        <w:r>
-          <w:rPr>
-            <w:lang w:val="hi_IN" w:bidi="hi_IN"/>
-          </w:rPr>
-          <w:rPr>
-            <w:color w:val="0000EE"/>
-            <w:u w:val="single"/>
-          </w:rPr>
-          <w:t>13:15</w:t>
-        </w:r>
-      </w:hyperlink>
+      <w:r>
+        <w:rPr>
+          <w:lang w:val="hi_IN" w:bidi="hi_IN"/>
+        </w:rPr>
+        <w:t>13:15</w:t>
+      </w:r>
       <w:r>
         <w:rPr>
           <w:lang w:val="hi_IN" w:bidi="hi_IN"/>
         </w:rPr>
         <w:t xml:space="preserve">; </w:t>
       </w:r>
-      <w:hyperlink r:id="rId53">
-        <w:r>
-          <w:rPr>
-            <w:lang w:val="hi_IN" w:bidi="hi_IN"/>
-          </w:rPr>
-          <w:rPr>
-            <w:color w:val="0000EE"/>
-            <w:u w:val="single"/>
-          </w:rPr>
-          <w:t>2 शमू 7:16</w:t>
-        </w:r>
-      </w:hyperlink>
+      <w:r>
+        <w:rPr>
+          <w:lang w:val="hi_IN" w:bidi="hi_IN"/>
+        </w:rPr>
+        <w:t>2 शमू 7:16</w:t>
+      </w:r>
       <w:r>
         <w:rPr>
           <w:lang w:val="hi_IN" w:bidi="hi_IN"/>
         </w:rPr>
         <w:t>), और परमेश्वर ने अब्राहम और उनके वंश को जो देश देने का वादा किया था (</w:t>
       </w:r>
-      <w:hyperlink r:id="rId54">
-        <w:r>
-          <w:rPr>
-            <w:lang w:val="hi_IN" w:bidi="hi_IN"/>
-          </w:rPr>
-          <w:rPr>
-            <w:color w:val="0000EE"/>
-            <w:u w:val="single"/>
-          </w:rPr>
-          <w:t>उत 15:18</w:t>
-        </w:r>
-      </w:hyperlink>
+      <w:r>
+        <w:rPr>
+          <w:lang w:val="hi_IN" w:bidi="hi_IN"/>
+        </w:rPr>
+        <w:t>उत 15:18</w:t>
+      </w:r>
       <w:r>
         <w:rPr>
           <w:lang w:val="hi_IN" w:bidi="hi_IN"/>
         </w:rPr>
         <w:t>) उसका अधिकांश भाग दाऊद के साम्राज्य के विस्तार करने के माध्यम से प्राप्त किया गया था (</w:t>
       </w:r>
-      <w:hyperlink r:id="rId14">
-        <w:r>
-          <w:rPr>
-            <w:lang w:val="hi_IN" w:bidi="hi_IN"/>
-          </w:rPr>
-          <w:rPr>
-            <w:color w:val="0000EE"/>
-            <w:u w:val="single"/>
-          </w:rPr>
-          <w:t>2 शमू 5:17–25</w:t>
-        </w:r>
-      </w:hyperlink>
+      <w:r>
+        <w:rPr>
+          <w:lang w:val="hi_IN" w:bidi="hi_IN"/>
+        </w:rPr>
+        <w:t>2 शमू 5:17–25</w:t>
+      </w:r>
       <w:r>
         <w:rPr>
           <w:lang w:val="hi_IN" w:bidi="hi_IN"/>
         </w:rPr>
         <w:t xml:space="preserve">; </w:t>
       </w:r>
-      <w:hyperlink r:id="rId55">
-        <w:r>
-          <w:rPr>
-            <w:lang w:val="hi_IN" w:bidi="hi_IN"/>
-          </w:rPr>
-          <w:rPr>
-            <w:color w:val="0000EE"/>
-            <w:u w:val="single"/>
-          </w:rPr>
-          <w:t>8:1–14</w:t>
-        </w:r>
-      </w:hyperlink>
+      <w:r>
+        <w:rPr>
+          <w:lang w:val="hi_IN" w:bidi="hi_IN"/>
+        </w:rPr>
+        <w:t>8:1–14</w:t>
+      </w:r>
       <w:r>
         <w:rPr>
           <w:lang w:val="hi_IN" w:bidi="hi_IN"/>
         </w:rPr>
         <w:t xml:space="preserve">; </w:t>
       </w:r>
-      <w:hyperlink r:id="rId56">
-        <w:r>
-          <w:rPr>
-            <w:lang w:val="hi_IN" w:bidi="hi_IN"/>
-          </w:rPr>
-          <w:rPr>
-            <w:color w:val="0000EE"/>
-            <w:u w:val="single"/>
-          </w:rPr>
-          <w:t>10:1–9</w:t>
-        </w:r>
-      </w:hyperlink>
+      <w:r>
+        <w:rPr>
+          <w:lang w:val="hi_IN" w:bidi="hi_IN"/>
+        </w:rPr>
+        <w:t>10:1–9</w:t>
+      </w:r>
       <w:r>
         <w:rPr>
           <w:lang w:val="hi_IN" w:bidi="hi_IN"/>
@@ -1338,54 +1062,36 @@
         </w:rPr>
         <w:t>गृहयुद्ध, विद्रोह, कुछ निष्ठावान पात्रों की जानलेवा लालसाओं और उसकी व्यक्तिगत विफलताओं के बावजूद- दाऊद की सफलताओं के लिए परमेश्वर की दाऊद के प्रति प्रतिबद्धता महत्वपूर्ण थी। उसकी कमियां- विशेष रूप से बतशेबा साथ व्यभिचार और ऊरिरयाह की हत्या - किसी को यह सोचने पर मजबूर कर सकती हैं कि क्या दाऊद शाऊल जैसा बन जाएगा, परमेश्वर के द्वारा अस्वीकृत और अन्य के द्वारा प्रतिस्थापित। जब दाऊद ने पाप किया तो परमेश्वर ने उसे निश्चित रूप से दण्ड दिया (</w:t>
       </w:r>
-      <w:hyperlink r:id="rId57">
-        <w:r>
-          <w:rPr>
-            <w:lang w:val="hi_IN" w:bidi="hi_IN"/>
-          </w:rPr>
-          <w:rPr>
-            <w:color w:val="0000EE"/>
-            <w:u w:val="single"/>
-          </w:rPr>
-          <w:t>12:1–20:26</w:t>
-        </w:r>
-      </w:hyperlink>
+      <w:r>
+        <w:rPr>
+          <w:lang w:val="hi_IN" w:bidi="hi_IN"/>
+        </w:rPr>
+        <w:t>12:1–20:26</w:t>
+      </w:r>
       <w:r>
         <w:rPr>
           <w:lang w:val="hi_IN" w:bidi="hi_IN"/>
         </w:rPr>
         <w:t xml:space="preserve">; </w:t>
       </w:r>
-      <w:hyperlink r:id="rId34">
-        <w:r>
-          <w:rPr>
-            <w:lang w:val="hi_IN" w:bidi="hi_IN"/>
-          </w:rPr>
-          <w:rPr>
-            <w:color w:val="0000EE"/>
-            <w:u w:val="single"/>
-          </w:rPr>
-          <w:t>24:1–25</w:t>
-        </w:r>
-      </w:hyperlink>
+      <w:r>
+        <w:rPr>
+          <w:lang w:val="hi_IN" w:bidi="hi_IN"/>
+        </w:rPr>
+        <w:t>24:1–25</w:t>
+      </w:r>
       <w:r>
         <w:rPr>
           <w:lang w:val="hi_IN" w:bidi="hi_IN"/>
         </w:rPr>
         <w:t>)। फिर भी परमेश्वर दाऊद और उसके वंश के लिए प्रतिबद्ध रहे (</w:t>
       </w:r>
-      <w:hyperlink r:id="rId58">
-        <w:r>
-          <w:rPr>
-            <w:lang w:val="hi_IN" w:bidi="hi_IN"/>
-          </w:rPr>
-          <w:rPr>
-            <w:color w:val="0000EE"/>
-            <w:u w:val="single"/>
-          </w:rPr>
-          <w:t>7:14–16</w:t>
-        </w:r>
-      </w:hyperlink>
+      <w:r>
+        <w:rPr>
+          <w:lang w:val="hi_IN" w:bidi="hi_IN"/>
+        </w:rPr>
+        <w:t>7:14–16</w:t>
+      </w:r>
       <w:r>
         <w:rPr>
           <w:lang w:val="hi_IN" w:bidi="hi_IN"/>
@@ -1406,36 +1112,24 @@
         </w:rPr>
         <w:t xml:space="preserve">अपने लोगों और सृष्टि के लिए परमेश्वर की योजना में राजत्व का मुख्य स्थान था। दाऊद के प्रति परमेश्वर की प्रतिबद्धता दाऊद और उसके तत्काल वंशजों से परे, दूर के एक पुत्र, यीशु मसीह की ओर इंगित करती है। नये नियम की शुरुआत (मत्ती </w:t>
       </w:r>
-      <w:hyperlink r:id="rId59">
-        <w:r>
-          <w:rPr>
-            <w:lang w:val="hi_IN" w:bidi="hi_IN"/>
-          </w:rPr>
-          <w:rPr>
-            <w:color w:val="0000EE"/>
-            <w:u w:val="single"/>
-          </w:rPr>
-          <w:t>1:1</w:t>
-        </w:r>
-      </w:hyperlink>
+      <w:r>
+        <w:rPr>
+          <w:lang w:val="hi_IN" w:bidi="hi_IN"/>
+        </w:rPr>
+        <w:t>1:1</w:t>
+      </w:r>
       <w:r>
         <w:rPr>
           <w:lang w:val="hi_IN" w:bidi="hi_IN"/>
         </w:rPr>
         <w:t>) और समाप्ति (</w:t>
       </w:r>
-      <w:hyperlink r:id="rId60">
-        <w:r>
-          <w:rPr>
-            <w:lang w:val="hi_IN" w:bidi="hi_IN"/>
-          </w:rPr>
-          <w:rPr>
-            <w:color w:val="0000EE"/>
-            <w:u w:val="single"/>
-          </w:rPr>
-          <w:t>प्रका 22:16</w:t>
-        </w:r>
-      </w:hyperlink>
+      <w:r>
+        <w:rPr>
+          <w:lang w:val="hi_IN" w:bidi="hi_IN"/>
+        </w:rPr>
+        <w:t>प्रका 22:16</w:t>
+      </w:r>
       <w:r>
         <w:rPr>
           <w:lang w:val="hi_IN" w:bidi="hi_IN"/>
